--- a/docs/dev/AI科研助手页面进度.docx
+++ b/docs/dev/AI科研助手页面进度.docx
@@ -2,7 +2,7 @@
 <file path=word/document.xml><?xml version="1.0" encoding="utf-8"?>
 <w:document xmlns:w="http://schemas.openxmlformats.org/wordprocessingml/2006/main" xmlns:m="http://schemas.openxmlformats.org/officeDocument/2006/math" xmlns:r="http://schemas.openxmlformats.org/officeDocument/2006/relationships" xmlns:o="urn:schemas-microsoft-com:office:office" xmlns:v="urn:schemas-microsoft-com:vml" xmlns:w10="urn:schemas-microsoft-com:office:word" xmlns:a="http://schemas.openxmlformats.org/drawingml/2006/main" xmlns:pic="http://schemas.openxmlformats.org/drawingml/2006/picture" xmlns:wp="http://schemas.openxmlformats.org/drawingml/2006/wordprocessingDrawing">
   <w:body>
-    <w:bookmarkStart w:id="21" w:name="ai科研助手页面进度"/>
+    <w:bookmarkStart w:id="22" w:name="ai科研助手页面进度"/>
     <w:p>
       <w:pPr>
         <w:pStyle w:val="Heading1"/>
@@ -41,7 +41,7 @@
           <w:b/>
           <w:bCs/>
         </w:rPr>
-        <w:t xml:space="preserve">2026-08-23</w:t>
+        <w:t xml:space="preserve">2026-08-24</w:t>
       </w:r>
       <w:r>
         <w:t xml:space="preserve"> </w:t>
@@ -53,7 +53,16 @@
         <w:rPr>
           <w:rFonts w:hint="eastAsia"/>
         </w:rPr>
-        <w:t xml:space="preserve">复制本节以下内容至飞书对应位置</w:t>
+        <w:t xml:space="preserve">飞书</w:t>
+      </w:r>
+      <w:r>
+        <w:t xml:space="preserve"> CLI </w:t>
+      </w:r>
+      <w:r>
+        <w:rPr>
+          <w:rFonts w:hint="eastAsia"/>
+        </w:rPr>
+        <w:t xml:space="preserve">自动同步</w:t>
       </w:r>
     </w:p>
     <w:p>
@@ -715,25 +724,61 @@
         <w:rPr>
           <w:rFonts w:hint="eastAsia"/>
         </w:rPr>
-        <w:t xml:space="preserve">真流式，含</w:t>
-      </w:r>
-      <w:r>
-        <w:t xml:space="preserve"> R1 </w:t>
-      </w:r>
-      <w:r>
-        <w:rPr>
-          <w:rFonts w:hint="eastAsia"/>
-        </w:rPr>
-        <w:t xml:space="preserve">思考链。支持多轮、停止与继续、四档风格、Markdown</w:t>
-      </w:r>
-      <w:r>
-        <w:t xml:space="preserve"> </w:t>
-      </w:r>
-      <w:r>
-        <w:rPr>
-          <w:rFonts w:hint="eastAsia"/>
-        </w:rPr>
-        <w:t xml:space="preserve">与公式。模型侧为默认、订阅、自带密钥三档，与</w:t>
+        <w:t xml:space="preserve">真流式（V3</w:t>
+      </w:r>
+      <w:r>
+        <w:t xml:space="preserve"> </w:t>
+      </w:r>
+      <w:r>
+        <w:rPr>
+          <w:rFonts w:hint="eastAsia"/>
+        </w:rPr>
+        <w:t xml:space="preserve">与</w:t>
+      </w:r>
+      <w:r>
+        <w:t xml:space="preserve"> </w:t>
+      </w:r>
+      <w:r>
+        <w:rPr>
+          <w:rFonts w:hint="eastAsia"/>
+        </w:rPr>
+        <w:t xml:space="preserve">R1），R1</w:t>
+      </w:r>
+      <w:r>
+        <w:t xml:space="preserve"> </w:t>
+      </w:r>
+      <w:r>
+        <w:rPr>
+          <w:rFonts w:hint="eastAsia"/>
+        </w:rPr>
+        <w:t xml:space="preserve">支持思考链折叠面板。支持多轮、停止与继续、四档风格、Markdown</w:t>
+      </w:r>
+      <w:r>
+        <w:t xml:space="preserve"> </w:t>
+      </w:r>
+      <w:r>
+        <w:rPr>
+          <w:rFonts w:hint="eastAsia"/>
+        </w:rPr>
+        <w:t xml:space="preserve">与公式渲染。历史会话已持久化，含会话列表与消息</w:t>
+      </w:r>
+      <w:r>
+        <w:t xml:space="preserve"> CRUD </w:t>
+      </w:r>
+      <w:r>
+        <w:rPr>
+          <w:rFonts w:hint="eastAsia"/>
+        </w:rPr>
+        <w:t xml:space="preserve">API。模型侧仍为</w:t>
+      </w:r>
+      <w:r>
+        <w:t xml:space="preserve"> default / subscription / byok </w:t>
+      </w:r>
+      <w:r>
+        <w:rPr>
+          <w:rFonts w:hint="eastAsia"/>
+        </w:rPr>
+        <w:t xml:space="preserve">三档，与</w:t>
       </w:r>
       <w:r>
         <w:t xml:space="preserve"> dev </w:t>
@@ -742,7 +787,16 @@
         <w:rPr>
           <w:rFonts w:hint="eastAsia"/>
         </w:rPr>
-        <w:t xml:space="preserve">新的多模型列表不是同一套</w:t>
+        <w:t xml:space="preserve">多厂商</w:t>
+      </w:r>
+      <w:r>
+        <w:t xml:space="preserve"> pill </w:t>
+      </w:r>
+      <w:r>
+        <w:rPr>
+          <w:rFonts w:hint="eastAsia"/>
+        </w:rPr>
+        <w:t xml:space="preserve">列表不是同一套</w:t>
       </w:r>
       <w:r>
         <w:t xml:space="preserve"> </w:t>
@@ -784,7 +838,61 @@
         <w:rPr>
           <w:rFonts w:hint="eastAsia"/>
         </w:rPr>
-        <w:t xml:space="preserve">PDF、Markdown、文本、Word，可联网搜索，有来源卡片。</w:t>
+        <w:t xml:space="preserve">PDF、Markdown、文本并解析正文；C</w:t>
+      </w:r>
+      <w:r>
+        <w:t xml:space="preserve"> </w:t>
+      </w:r>
+      <w:r>
+        <w:rPr>
+          <w:rFonts w:hint="eastAsia"/>
+        </w:rPr>
+        <w:t xml:space="preserve">模块已接</w:t>
+      </w:r>
+      <w:r>
+        <w:t xml:space="preserve"> Tavily </w:t>
+      </w:r>
+      <w:r>
+        <w:rPr>
+          <w:rFonts w:hint="eastAsia"/>
+        </w:rPr>
+        <w:t xml:space="preserve">优先、SearXNG</w:t>
+      </w:r>
+      <w:r>
+        <w:t xml:space="preserve"> </w:t>
+      </w:r>
+      <w:r>
+        <w:rPr>
+          <w:rFonts w:hint="eastAsia"/>
+        </w:rPr>
+        <w:t xml:space="preserve">降级的联网搜索。参考来源卡片为真实数据，正文</w:t>
+      </w:r>
+      <w:r>
+        <w:t xml:space="preserve"> [N] </w:t>
+      </w:r>
+      <w:r>
+        <w:rPr>
+          <w:rFonts w:hint="eastAsia"/>
+        </w:rPr>
+        <w:t xml:space="preserve">与卡片双向高亮。单附件</w:t>
+      </w:r>
+      <w:r>
+        <w:t xml:space="preserve"> 3 </w:t>
+      </w:r>
+      <w:r>
+        <w:rPr>
+          <w:rFonts w:hint="eastAsia"/>
+        </w:rPr>
+        <w:t xml:space="preserve">万、多附件合计</w:t>
+      </w:r>
+      <w:r>
+        <w:t xml:space="preserve"> 6 </w:t>
+      </w:r>
+      <w:r>
+        <w:rPr>
+          <w:rFonts w:hint="eastAsia"/>
+        </w:rPr>
+        <w:t xml:space="preserve">万字截断并告警。</w:t>
       </w:r>
     </w:p>
     <w:p>
@@ -805,31 +913,13 @@
         <w:pStyle w:val="BodyText"/>
       </w:pPr>
       <w:r>
-        <w:t xml:space="preserve">NextAuth </w:t>
-      </w:r>
-      <w:r>
-        <w:rPr>
-          <w:rFonts w:hint="eastAsia"/>
-        </w:rPr>
-        <w:t xml:space="preserve">与</w:t>
-      </w:r>
-      <w:r>
-        <w:t xml:space="preserve"> </w:t>
-      </w:r>
-      <w:r>
-        <w:rPr>
-          <w:rFonts w:hint="eastAsia"/>
-        </w:rPr>
-        <w:t xml:space="preserve">SQLite，与会话</w:t>
-      </w:r>
-      <w:r>
-        <w:t xml:space="preserve"> </w:t>
-      </w:r>
-      <w:r>
-        <w:rPr>
-          <w:rFonts w:hint="eastAsia"/>
-        </w:rPr>
-        <w:t xml:space="preserve">CRUD、历史列表骨架已有，写库与历史回灌未完成。</w:t>
+        <w:t xml:space="preserve">NextAuth v5 + Prisma + </w:t>
+      </w:r>
+      <w:r>
+        <w:rPr>
+          <w:rFonts w:hint="eastAsia"/>
+        </w:rPr>
+        <w:t xml:space="preserve">SQLite，含注册、登录、找回密码与路由守卫。会话与消息已写库，历史列表可加载回灌。</w:t>
       </w:r>
     </w:p>
     <w:bookmarkEnd w:id="11"/>
@@ -865,7 +955,7 @@
         <w:rPr>
           <w:rFonts w:hint="eastAsia"/>
         </w:rPr>
-        <w:t xml:space="preserve">路由、文献检索、会话持久化、引用联动、收藏分享等仍待做。B</w:t>
+        <w:t xml:space="preserve">路由、文献检索、B</w:t>
       </w:r>
       <w:r>
         <w:t xml:space="preserve"> </w:t>
@@ -877,13 +967,40 @@
         <w:t xml:space="preserve">分支能力合入</w:t>
       </w:r>
       <w:r>
+        <w:t xml:space="preserve"> </w:t>
+      </w:r>
+      <w:r>
+        <w:rPr>
+          <w:rFonts w:hint="eastAsia"/>
+        </w:rPr>
+        <w:t xml:space="preserve">monorepo、收藏分享等仍待做。B</w:t>
+      </w:r>
+      <w:r>
+        <w:t xml:space="preserve"> </w:t>
+      </w:r>
+      <w:r>
+        <w:rPr>
+          <w:rFonts w:hint="eastAsia"/>
+        </w:rPr>
+        <w:t xml:space="preserve">与</w:t>
+      </w:r>
+      <w:r>
         <w:t xml:space="preserve"> dev </w:t>
       </w:r>
       <w:r>
         <w:rPr>
           <w:rFonts w:hint="eastAsia"/>
         </w:rPr>
-        <w:t xml:space="preserve">时保留</w:t>
+        <w:t xml:space="preserve">认证体系（Better</w:t>
+      </w:r>
+      <w:r>
+        <w:t xml:space="preserve"> Auth vs </w:t>
+      </w:r>
+      <w:r>
+        <w:rPr>
+          <w:rFonts w:hint="eastAsia"/>
+        </w:rPr>
+        <w:t xml:space="preserve">NextAuth）合并时保留</w:t>
       </w:r>
       <w:r>
         <w:t xml:space="preserve"> Better Auth。</w:t>
@@ -918,7 +1035,7 @@
     </w:p>
     <w:bookmarkEnd w:id="12"/>
     <w:bookmarkEnd w:id="13"/>
-    <w:bookmarkStart w:id="20" w:name="深知-ai-助手-开发日志"/>
+    <w:bookmarkStart w:id="21" w:name="深知-ai-助手-开发日志"/>
     <w:p>
       <w:pPr>
         <w:pStyle w:val="Heading2"/>
@@ -1408,8 +1525,125 @@
       </w:r>
     </w:p>
     <w:bookmarkEnd w:id="19"/>
+    <w:bookmarkStart w:id="20" w:name="年8月24日"/>
+    <w:p>
+      <w:pPr>
+        <w:pStyle w:val="Heading3"/>
+      </w:pPr>
+      <w:r>
+        <w:rPr>
+          <w:rFonts w:hint="eastAsia"/>
+        </w:rPr>
+        <w:t xml:space="preserve">2026年8月24日</w:t>
+      </w:r>
+    </w:p>
+    <w:p>
+      <w:pPr>
+        <w:pStyle w:val="FirstParagraph"/>
+      </w:pPr>
+      <w:r>
+        <w:t xml:space="preserve">dev </w:t>
+      </w:r>
+      <w:r>
+        <w:rPr>
+          <w:rFonts w:hint="eastAsia"/>
+        </w:rPr>
+        <w:t xml:space="preserve">接入飞书</w:t>
+      </w:r>
+      <w:r>
+        <w:t xml:space="preserve"> CLI </w:t>
+      </w:r>
+      <w:r>
+        <w:rPr>
+          <w:rFonts w:hint="eastAsia"/>
+        </w:rPr>
+        <w:t xml:space="preserve">与</w:t>
+      </w:r>
+      <w:r>
+        <w:t xml:space="preserve"> sync-feishu-progress </w:t>
+      </w:r>
+      <w:r>
+        <w:rPr>
+          <w:rFonts w:hint="eastAsia"/>
+        </w:rPr>
+        <w:t xml:space="preserve">脚本，进度页可一键覆盖同步。查阅</w:t>
+      </w:r>
+      <w:r>
+        <w:t xml:space="preserve"> feat/ai-agent-B </w:t>
+      </w:r>
+      <w:r>
+        <w:rPr>
+          <w:rFonts w:hint="eastAsia"/>
+        </w:rPr>
+        <w:t xml:space="preserve">最新提交</w:t>
+      </w:r>
+      <w:r>
+        <w:t xml:space="preserve"> </w:t>
+      </w:r>
+      <w:r>
+        <w:rPr>
+          <w:rFonts w:hint="eastAsia"/>
+        </w:rPr>
+        <w:t xml:space="preserve">98daf7e：历史会话持久化、Markdown</w:t>
+      </w:r>
+      <w:r>
+        <w:t xml:space="preserve"> </w:t>
+      </w:r>
+      <w:r>
+        <w:rPr>
+          <w:rFonts w:hint="eastAsia"/>
+        </w:rPr>
+        <w:t xml:space="preserve">与公式渲染、会话列表</w:t>
+      </w:r>
+      <w:r>
+        <w:t xml:space="preserve"> UI </w:t>
+      </w:r>
+      <w:r>
+        <w:rPr>
+          <w:rFonts w:hint="eastAsia"/>
+        </w:rPr>
+        <w:t xml:space="preserve">已就绪；此前已合入</w:t>
+      </w:r>
+      <w:r>
+        <w:t xml:space="preserve"> C </w:t>
+      </w:r>
+      <w:r>
+        <w:rPr>
+          <w:rFonts w:hint="eastAsia"/>
+        </w:rPr>
+        <w:t xml:space="preserve">模块附件与联网、P1</w:t>
+      </w:r>
+      <w:r>
+        <w:t xml:space="preserve"> </w:t>
+      </w:r>
+      <w:r>
+        <w:rPr>
+          <w:rFonts w:hint="eastAsia"/>
+        </w:rPr>
+        <w:t xml:space="preserve">用户系统、R1</w:t>
+      </w:r>
+      <w:r>
+        <w:t xml:space="preserve"> </w:t>
+      </w:r>
+      <w:r>
+        <w:rPr>
+          <w:rFonts w:hint="eastAsia"/>
+        </w:rPr>
+        <w:t xml:space="preserve">思考链与引用联动。项目介绍已更新</w:t>
+      </w:r>
+      <w:r>
+        <w:t xml:space="preserve"> B </w:t>
+      </w:r>
+      <w:r>
+        <w:rPr>
+          <w:rFonts w:hint="eastAsia"/>
+        </w:rPr>
+        <w:t xml:space="preserve">分支摘要。</w:t>
+      </w:r>
+    </w:p>
     <w:bookmarkEnd w:id="20"/>
     <w:bookmarkEnd w:id="21"/>
+    <w:bookmarkEnd w:id="22"/>
     <w:sectPr>
       <w:footnotePr>
         <w:numRestart w:val="eachSect"/>

--- a/docs/dev/AI科研助手页面进度.docx
+++ b/docs/dev/AI科研助手页面进度.docx
@@ -53,16 +53,7 @@
         <w:rPr>
           <w:rFonts w:hint="eastAsia"/>
         </w:rPr>
-        <w:t xml:space="preserve">飞书</w:t>
-      </w:r>
-      <w:r>
-        <w:t xml:space="preserve"> CLI </w:t>
-      </w:r>
-      <w:r>
-        <w:rPr>
-          <w:rFonts w:hint="eastAsia"/>
-        </w:rPr>
-        <w:t xml:space="preserve">自动同步</w:t>
+        <w:t xml:space="preserve">论文检索已接入</w:t>
       </w:r>
     </w:p>
     <w:p>
@@ -322,7 +313,16 @@
         <w:rPr>
           <w:rFonts w:hint="eastAsia"/>
         </w:rPr>
-        <w:t xml:space="preserve">在首页输入框下方内联展示论文搜索结果（不再跳转搜索页）。普通搜索跳转结果页，检索内容目前为本地假数据。</w:t>
+        <w:t xml:space="preserve">在首页输入框下方内联展示论文搜索结果（不再跳转搜索页）。普通搜索跳转结果页；论文检索经</w:t>
+      </w:r>
+      <w:r>
+        <w:t xml:space="preserve"> FastAPI </w:t>
+      </w:r>
+      <w:r>
+        <w:rPr>
+          <w:rFonts w:hint="eastAsia"/>
+        </w:rPr>
+        <w:t xml:space="preserve">代理外部论文库，服务不可用时回退本地示例。</w:t>
       </w:r>
     </w:p>
     <w:p>
@@ -601,7 +601,25 @@
         <w:rPr>
           <w:rFonts w:hint="eastAsia"/>
         </w:rPr>
-        <w:t xml:space="preserve">FastAPI。会话未持久化，配额与历史列表未做。</w:t>
+        <w:t xml:space="preserve">FastAPI。问</w:t>
+      </w:r>
+      <w:r>
+        <w:t xml:space="preserve"> AI </w:t>
+      </w:r>
+      <w:r>
+        <w:rPr>
+          <w:rFonts w:hint="eastAsia"/>
+        </w:rPr>
+        <w:t xml:space="preserve">流式会先检索论文库并通过</w:t>
+      </w:r>
+      <w:r>
+        <w:t xml:space="preserve"> refs </w:t>
+      </w:r>
+      <w:r>
+        <w:rPr>
+          <w:rFonts w:hint="eastAsia"/>
+        </w:rPr>
+        <w:t xml:space="preserve">事件返回引用，生成正文仍为占位。会话未持久化，配额与历史列表未做。</w:t>
       </w:r>
     </w:p>
     <w:p>
@@ -955,7 +973,7 @@
         <w:rPr>
           <w:rFonts w:hint="eastAsia"/>
         </w:rPr>
-        <w:t xml:space="preserve">路由、文献检索、B</w:t>
+        <w:t xml:space="preserve">路由、B</w:t>
       </w:r>
       <w:r>
         <w:t xml:space="preserve"> </w:t>
@@ -973,7 +991,7 @@
         <w:rPr>
           <w:rFonts w:hint="eastAsia"/>
         </w:rPr>
-        <w:t xml:space="preserve">monorepo、收藏分享等仍待做。B</w:t>
+        <w:t xml:space="preserve">monorepo、论文详情与引用图谱、收藏分享等仍待做。B</w:t>
       </w:r>
       <w:r>
         <w:t xml:space="preserve"> </w:t>
@@ -1557,79 +1575,7 @@
         <w:rPr>
           <w:rFonts w:hint="eastAsia"/>
         </w:rPr>
-        <w:t xml:space="preserve">与</w:t>
-      </w:r>
-      <w:r>
-        <w:t xml:space="preserve"> sync-feishu-progress </w:t>
-      </w:r>
-      <w:r>
-        <w:rPr>
-          <w:rFonts w:hint="eastAsia"/>
-        </w:rPr>
-        <w:t xml:space="preserve">脚本，进度页可一键覆盖同步。查阅</w:t>
-      </w:r>
-      <w:r>
-        <w:t xml:space="preserve"> feat/ai-agent-B </w:t>
-      </w:r>
-      <w:r>
-        <w:rPr>
-          <w:rFonts w:hint="eastAsia"/>
-        </w:rPr>
-        <w:t xml:space="preserve">最新提交</w:t>
-      </w:r>
-      <w:r>
-        <w:t xml:space="preserve"> </w:t>
-      </w:r>
-      <w:r>
-        <w:rPr>
-          <w:rFonts w:hint="eastAsia"/>
-        </w:rPr>
-        <w:t xml:space="preserve">98daf7e：历史会话持久化、Markdown</w:t>
-      </w:r>
-      <w:r>
-        <w:t xml:space="preserve"> </w:t>
-      </w:r>
-      <w:r>
-        <w:rPr>
-          <w:rFonts w:hint="eastAsia"/>
-        </w:rPr>
-        <w:t xml:space="preserve">与公式渲染、会话列表</w:t>
-      </w:r>
-      <w:r>
-        <w:t xml:space="preserve"> UI </w:t>
-      </w:r>
-      <w:r>
-        <w:rPr>
-          <w:rFonts w:hint="eastAsia"/>
-        </w:rPr>
-        <w:t xml:space="preserve">已就绪；此前已合入</w:t>
-      </w:r>
-      <w:r>
-        <w:t xml:space="preserve"> C </w:t>
-      </w:r>
-      <w:r>
-        <w:rPr>
-          <w:rFonts w:hint="eastAsia"/>
-        </w:rPr>
-        <w:t xml:space="preserve">模块附件与联网、P1</w:t>
-      </w:r>
-      <w:r>
-        <w:t xml:space="preserve"> </w:t>
-      </w:r>
-      <w:r>
-        <w:rPr>
-          <w:rFonts w:hint="eastAsia"/>
-        </w:rPr>
-        <w:t xml:space="preserve">用户系统、R1</w:t>
-      </w:r>
-      <w:r>
-        <w:t xml:space="preserve"> </w:t>
-      </w:r>
-      <w:r>
-        <w:rPr>
-          <w:rFonts w:hint="eastAsia"/>
-        </w:rPr>
-        <w:t xml:space="preserve">思考链与引用联动。项目介绍已更新</w:t>
+        <w:t xml:space="preserve">与进度页同步脚本，更新</w:t>
       </w:r>
       <w:r>
         <w:t xml:space="preserve"> B </w:t>
@@ -1638,7 +1584,52 @@
         <w:rPr>
           <w:rFonts w:hint="eastAsia"/>
         </w:rPr>
-        <w:t xml:space="preserve">分支摘要。</w:t>
+        <w:t xml:space="preserve">分支摘要。FastAPI</w:t>
+      </w:r>
+      <w:r>
+        <w:t xml:space="preserve"> </w:t>
+      </w:r>
+      <w:r>
+        <w:rPr>
+          <w:rFonts w:hint="eastAsia"/>
+        </w:rPr>
+        <w:t xml:space="preserve">新增论文检索代理，首页</w:t>
+      </w:r>
+      <w:r>
+        <w:t xml:space="preserve"> Alt+Enter </w:t>
+      </w:r>
+      <w:r>
+        <w:rPr>
+          <w:rFonts w:hint="eastAsia"/>
+        </w:rPr>
+        <w:t xml:space="preserve">与搜索页改调真实论文库；问</w:t>
+      </w:r>
+      <w:r>
+        <w:t xml:space="preserve"> AI SSE </w:t>
+      </w:r>
+      <w:r>
+        <w:rPr>
+          <w:rFonts w:hint="eastAsia"/>
+        </w:rPr>
+        <w:t xml:space="preserve">返回检索</w:t>
+      </w:r>
+      <w:r>
+        <w:t xml:space="preserve"> </w:t>
+      </w:r>
+      <w:r>
+        <w:rPr>
+          <w:rFonts w:hint="eastAsia"/>
+        </w:rPr>
+        <w:t xml:space="preserve">refs。已</w:t>
+      </w:r>
+      <w:r>
+        <w:t xml:space="preserve"> push </w:t>
+      </w:r>
+      <w:r>
+        <w:rPr>
+          <w:rFonts w:hint="eastAsia"/>
+        </w:rPr>
+        <w:t xml:space="preserve">并同步飞书。</w:t>
       </w:r>
     </w:p>
     <w:bookmarkEnd w:id="20"/>
